--- a/export/index.docx
+++ b/export/index.docx
@@ -10,7 +10,7 @@
         <w:t xml:space="preserve">Wiki Index</w:t>
       </w:r>
     </w:p>
-    <w:bookmarkStart w:id="148" w:name="wiki-index"/>
+    <w:bookmarkStart w:id="151" w:name="wiki-index"/>
     <w:p>
       <w:pPr>
         <w:pStyle w:val="Heading1"/>
@@ -678,7 +678,7 @@
       </w:hyperlink>
     </w:p>
     <w:bookmarkEnd w:id="59"/>
-    <w:bookmarkStart w:id="108" w:name="guias-de-implementação"/>
+    <w:bookmarkStart w:id="112" w:name="guias-de-implementação"/>
     <w:p>
       <w:pPr>
         <w:pStyle w:val="Heading2"/>
@@ -768,6 +768,23 @@
           <w:rPr>
             <w:rStyle w:val="Hyperlink"/>
           </w:rPr>
+          <w:t xml:space="preserve">4.3 Feature Toggle</w:t>
+        </w:r>
+      </w:hyperlink>
+    </w:p>
+    <w:p>
+      <w:pPr>
+        <w:pStyle w:val="Compact"/>
+        <w:numPr>
+          <w:ilvl w:val="0"/>
+          <w:numId w:val="1005"/>
+        </w:numPr>
+      </w:pPr>
+      <w:hyperlink r:id="rId65">
+        <w:r>
+          <w:rPr>
+            <w:rStyle w:val="Hyperlink"/>
+          </w:rPr>
           <w:t xml:space="preserve">4.4 Firebase</w:t>
         </w:r>
       </w:hyperlink>
@@ -780,7 +797,7 @@
           <w:numId w:val="1005"/>
         </w:numPr>
       </w:pPr>
-      <w:hyperlink r:id="rId65">
+      <w:hyperlink r:id="rId66">
         <w:r>
           <w:rPr>
             <w:rStyle w:val="Hyperlink"/>
@@ -797,7 +814,7 @@
           <w:numId w:val="1005"/>
         </w:numPr>
       </w:pPr>
-      <w:hyperlink r:id="rId66">
+      <w:hyperlink r:id="rId67">
         <w:r>
           <w:rPr>
             <w:rStyle w:val="Hyperlink"/>
@@ -814,7 +831,7 @@
           <w:numId w:val="1005"/>
         </w:numPr>
       </w:pPr>
-      <w:hyperlink r:id="rId67">
+      <w:hyperlink r:id="rId68">
         <w:r>
           <w:rPr>
             <w:rStyle w:val="Hyperlink"/>
@@ -831,7 +848,7 @@
           <w:numId w:val="1005"/>
         </w:numPr>
       </w:pPr>
-      <w:hyperlink r:id="rId68">
+      <w:hyperlink r:id="rId69">
         <w:r>
           <w:rPr>
             <w:rStyle w:val="Hyperlink"/>
@@ -848,7 +865,7 @@
           <w:numId w:val="1005"/>
         </w:numPr>
       </w:pPr>
-      <w:hyperlink r:id="rId69">
+      <w:hyperlink r:id="rId70">
         <w:r>
           <w:rPr>
             <w:rStyle w:val="Hyperlink"/>
@@ -865,7 +882,7 @@
           <w:numId w:val="1005"/>
         </w:numPr>
       </w:pPr>
-      <w:hyperlink r:id="rId70">
+      <w:hyperlink r:id="rId71">
         <w:r>
           <w:rPr>
             <w:rStyle w:val="Hyperlink"/>
@@ -882,7 +899,7 @@
           <w:numId w:val="1005"/>
         </w:numPr>
       </w:pPr>
-      <w:hyperlink r:id="rId71">
+      <w:hyperlink r:id="rId72">
         <w:r>
           <w:rPr>
             <w:rStyle w:val="Hyperlink"/>
@@ -899,7 +916,7 @@
           <w:numId w:val="1005"/>
         </w:numPr>
       </w:pPr>
-      <w:hyperlink r:id="rId72">
+      <w:hyperlink r:id="rId73">
         <w:r>
           <w:rPr>
             <w:rStyle w:val="Hyperlink"/>
@@ -916,7 +933,58 @@
           <w:numId w:val="1005"/>
         </w:numPr>
       </w:pPr>
-      <w:hyperlink r:id="rId73">
+      <w:hyperlink r:id="rId74">
+        <w:r>
+          <w:rPr>
+            <w:rStyle w:val="Hyperlink"/>
+          </w:rPr>
+          <w:t xml:space="preserve">4.12.1 %2D Obrigatoriedade de sequence em qualquer tabela publicada</w:t>
+        </w:r>
+      </w:hyperlink>
+    </w:p>
+    <w:p>
+      <w:pPr>
+        <w:pStyle w:val="Compact"/>
+        <w:numPr>
+          <w:ilvl w:val="0"/>
+          <w:numId w:val="1005"/>
+        </w:numPr>
+      </w:pPr>
+      <w:hyperlink r:id="rId75">
+        <w:r>
+          <w:rPr>
+            <w:rStyle w:val="Hyperlink"/>
+          </w:rPr>
+          <w:t xml:space="preserve">4.12.2 %2D Proibição de ordenação por PK</w:t>
+        </w:r>
+      </w:hyperlink>
+    </w:p>
+    <w:p>
+      <w:pPr>
+        <w:pStyle w:val="Compact"/>
+        <w:numPr>
+          <w:ilvl w:val="0"/>
+          <w:numId w:val="1005"/>
+        </w:numPr>
+      </w:pPr>
+      <w:hyperlink r:id="rId76">
+        <w:r>
+          <w:rPr>
+            <w:rStyle w:val="Hyperlink"/>
+          </w:rPr>
+          <w:t xml:space="preserve">4.12 Sequence Caching</w:t>
+        </w:r>
+      </w:hyperlink>
+    </w:p>
+    <w:p>
+      <w:pPr>
+        <w:pStyle w:val="Compact"/>
+        <w:numPr>
+          <w:ilvl w:val="0"/>
+          <w:numId w:val="1005"/>
+        </w:numPr>
+      </w:pPr>
+      <w:hyperlink r:id="rId77">
         <w:r>
           <w:rPr>
             <w:rStyle w:val="Hyperlink"/>
@@ -933,7 +1001,7 @@
           <w:numId w:val="1005"/>
         </w:numPr>
       </w:pPr>
-      <w:hyperlink r:id="rId74">
+      <w:hyperlink r:id="rId78">
         <w:r>
           <w:rPr>
             <w:rStyle w:val="Hyperlink"/>
@@ -950,7 +1018,7 @@
           <w:numId w:val="1005"/>
         </w:numPr>
       </w:pPr>
-      <w:hyperlink r:id="rId75">
+      <w:hyperlink r:id="rId79">
         <w:r>
           <w:rPr>
             <w:rStyle w:val="Hyperlink"/>
@@ -967,7 +1035,7 @@
           <w:numId w:val="1005"/>
         </w:numPr>
       </w:pPr>
-      <w:hyperlink r:id="rId76">
+      <w:hyperlink r:id="rId80">
         <w:r>
           <w:rPr>
             <w:rStyle w:val="Hyperlink"/>
@@ -984,7 +1052,7 @@
           <w:numId w:val="1005"/>
         </w:numPr>
       </w:pPr>
-      <w:hyperlink r:id="rId77">
+      <w:hyperlink r:id="rId81">
         <w:r>
           <w:rPr>
             <w:rStyle w:val="Hyperlink"/>
@@ -1001,7 +1069,7 @@
           <w:numId w:val="1005"/>
         </w:numPr>
       </w:pPr>
-      <w:hyperlink r:id="rId78">
+      <w:hyperlink r:id="rId82">
         <w:r>
           <w:rPr>
             <w:rStyle w:val="Hyperlink"/>
@@ -1018,7 +1086,7 @@
           <w:numId w:val="1005"/>
         </w:numPr>
       </w:pPr>
-      <w:hyperlink r:id="rId79">
+      <w:hyperlink r:id="rId83">
         <w:r>
           <w:rPr>
             <w:rStyle w:val="Hyperlink"/>
@@ -1035,7 +1103,7 @@
           <w:numId w:val="1005"/>
         </w:numPr>
       </w:pPr>
-      <w:hyperlink r:id="rId80">
+      <w:hyperlink r:id="rId84">
         <w:r>
           <w:rPr>
             <w:rStyle w:val="Hyperlink"/>
@@ -1052,7 +1120,7 @@
           <w:numId w:val="1005"/>
         </w:numPr>
       </w:pPr>
-      <w:hyperlink r:id="rId81">
+      <w:hyperlink r:id="rId85">
         <w:r>
           <w:rPr>
             <w:rStyle w:val="Hyperlink"/>
@@ -1069,7 +1137,7 @@
           <w:numId w:val="1005"/>
         </w:numPr>
       </w:pPr>
-      <w:hyperlink r:id="rId82">
+      <w:hyperlink r:id="rId86">
         <w:r>
           <w:rPr>
             <w:rStyle w:val="Hyperlink"/>
@@ -1086,7 +1154,7 @@
           <w:numId w:val="1005"/>
         </w:numPr>
       </w:pPr>
-      <w:hyperlink r:id="rId83">
+      <w:hyperlink r:id="rId87">
         <w:r>
           <w:rPr>
             <w:rStyle w:val="Hyperlink"/>
@@ -1103,7 +1171,7 @@
           <w:numId w:val="1005"/>
         </w:numPr>
       </w:pPr>
-      <w:hyperlink r:id="rId84">
+      <w:hyperlink r:id="rId88">
         <w:r>
           <w:rPr>
             <w:rStyle w:val="Hyperlink"/>
@@ -1120,7 +1188,7 @@
           <w:numId w:val="1005"/>
         </w:numPr>
       </w:pPr>
-      <w:hyperlink r:id="rId85">
+      <w:hyperlink r:id="rId89">
         <w:r>
           <w:rPr>
             <w:rStyle w:val="Hyperlink"/>
@@ -1137,7 +1205,7 @@
           <w:numId w:val="1005"/>
         </w:numPr>
       </w:pPr>
-      <w:hyperlink r:id="rId86">
+      <w:hyperlink r:id="rId90">
         <w:r>
           <w:rPr>
             <w:rStyle w:val="Hyperlink"/>
@@ -1154,7 +1222,7 @@
           <w:numId w:val="1005"/>
         </w:numPr>
       </w:pPr>
-      <w:hyperlink r:id="rId87">
+      <w:hyperlink r:id="rId91">
         <w:r>
           <w:rPr>
             <w:rStyle w:val="Hyperlink"/>
@@ -1171,7 +1239,7 @@
           <w:numId w:val="1005"/>
         </w:numPr>
       </w:pPr>
-      <w:hyperlink r:id="rId88">
+      <w:hyperlink r:id="rId92">
         <w:r>
           <w:rPr>
             <w:rStyle w:val="Hyperlink"/>
@@ -1188,7 +1256,7 @@
           <w:numId w:val="1005"/>
         </w:numPr>
       </w:pPr>
-      <w:hyperlink r:id="rId89">
+      <w:hyperlink r:id="rId93">
         <w:r>
           <w:rPr>
             <w:rStyle w:val="Hyperlink"/>
@@ -1205,7 +1273,7 @@
           <w:numId w:val="1005"/>
         </w:numPr>
       </w:pPr>
-      <w:hyperlink r:id="rId90">
+      <w:hyperlink r:id="rId94">
         <w:r>
           <w:rPr>
             <w:rStyle w:val="Hyperlink"/>
@@ -1222,7 +1290,7 @@
           <w:numId w:val="1005"/>
         </w:numPr>
       </w:pPr>
-      <w:hyperlink r:id="rId91">
+      <w:hyperlink r:id="rId95">
         <w:r>
           <w:rPr>
             <w:rStyle w:val="Hyperlink"/>
@@ -1239,7 +1307,7 @@
           <w:numId w:val="1005"/>
         </w:numPr>
       </w:pPr>
-      <w:hyperlink r:id="rId92">
+      <w:hyperlink r:id="rId96">
         <w:r>
           <w:rPr>
             <w:rStyle w:val="Hyperlink"/>
@@ -1256,7 +1324,7 @@
           <w:numId w:val="1005"/>
         </w:numPr>
       </w:pPr>
-      <w:hyperlink r:id="rId93">
+      <w:hyperlink r:id="rId97">
         <w:r>
           <w:rPr>
             <w:rStyle w:val="Hyperlink"/>
@@ -1273,7 +1341,7 @@
           <w:numId w:val="1005"/>
         </w:numPr>
       </w:pPr>
-      <w:hyperlink r:id="rId94">
+      <w:hyperlink r:id="rId98">
         <w:r>
           <w:rPr>
             <w:rStyle w:val="Hyperlink"/>
@@ -1290,7 +1358,7 @@
           <w:numId w:val="1005"/>
         </w:numPr>
       </w:pPr>
-      <w:hyperlink r:id="rId95">
+      <w:hyperlink r:id="rId99">
         <w:r>
           <w:rPr>
             <w:rStyle w:val="Hyperlink"/>
@@ -1307,7 +1375,7 @@
           <w:numId w:val="1005"/>
         </w:numPr>
       </w:pPr>
-      <w:hyperlink r:id="rId96">
+      <w:hyperlink r:id="rId100">
         <w:r>
           <w:rPr>
             <w:rStyle w:val="Hyperlink"/>
@@ -1324,7 +1392,7 @@
           <w:numId w:val="1005"/>
         </w:numPr>
       </w:pPr>
-      <w:hyperlink r:id="rId97">
+      <w:hyperlink r:id="rId101">
         <w:r>
           <w:rPr>
             <w:rStyle w:val="Hyperlink"/>
@@ -1341,7 +1409,7 @@
           <w:numId w:val="1005"/>
         </w:numPr>
       </w:pPr>
-      <w:hyperlink r:id="rId98">
+      <w:hyperlink r:id="rId102">
         <w:r>
           <w:rPr>
             <w:rStyle w:val="Hyperlink"/>
@@ -1358,7 +1426,7 @@
           <w:numId w:val="1005"/>
         </w:numPr>
       </w:pPr>
-      <w:hyperlink r:id="rId99">
+      <w:hyperlink r:id="rId103">
         <w:r>
           <w:rPr>
             <w:rStyle w:val="Hyperlink"/>
@@ -1375,7 +1443,7 @@
           <w:numId w:val="1005"/>
         </w:numPr>
       </w:pPr>
-      <w:hyperlink r:id="rId100">
+      <w:hyperlink r:id="rId104">
         <w:r>
           <w:rPr>
             <w:rStyle w:val="Hyperlink"/>
@@ -1392,7 +1460,7 @@
           <w:numId w:val="1005"/>
         </w:numPr>
       </w:pPr>
-      <w:hyperlink r:id="rId101">
+      <w:hyperlink r:id="rId105">
         <w:r>
           <w:rPr>
             <w:rStyle w:val="Hyperlink"/>
@@ -1409,7 +1477,7 @@
           <w:numId w:val="1005"/>
         </w:numPr>
       </w:pPr>
-      <w:hyperlink r:id="rId102">
+      <w:hyperlink r:id="rId106">
         <w:r>
           <w:rPr>
             <w:rStyle w:val="Hyperlink"/>
@@ -1426,7 +1494,7 @@
           <w:numId w:val="1005"/>
         </w:numPr>
       </w:pPr>
-      <w:hyperlink r:id="rId103">
+      <w:hyperlink r:id="rId107">
         <w:r>
           <w:rPr>
             <w:rStyle w:val="Hyperlink"/>
@@ -1443,7 +1511,7 @@
           <w:numId w:val="1005"/>
         </w:numPr>
       </w:pPr>
-      <w:hyperlink r:id="rId104">
+      <w:hyperlink r:id="rId108">
         <w:r>
           <w:rPr>
             <w:rStyle w:val="Hyperlink"/>
@@ -1460,7 +1528,7 @@
           <w:numId w:val="1005"/>
         </w:numPr>
       </w:pPr>
-      <w:hyperlink r:id="rId105">
+      <w:hyperlink r:id="rId109">
         <w:r>
           <w:rPr>
             <w:rStyle w:val="Hyperlink"/>
@@ -1477,7 +1545,7 @@
           <w:numId w:val="1005"/>
         </w:numPr>
       </w:pPr>
-      <w:hyperlink r:id="rId106">
+      <w:hyperlink r:id="rId110">
         <w:r>
           <w:rPr>
             <w:rStyle w:val="Hyperlink"/>
@@ -1494,7 +1562,7 @@
           <w:numId w:val="1005"/>
         </w:numPr>
       </w:pPr>
-      <w:hyperlink r:id="rId107">
+      <w:hyperlink r:id="rId111">
         <w:r>
           <w:rPr>
             <w:rStyle w:val="Hyperlink"/>
@@ -1503,8 +1571,8 @@
         </w:r>
       </w:hyperlink>
     </w:p>
-    <w:bookmarkEnd w:id="108"/>
-    <w:bookmarkStart w:id="136" w:name="guidelines"/>
+    <w:bookmarkEnd w:id="112"/>
+    <w:bookmarkStart w:id="139" w:name="guidelines"/>
     <w:p>
       <w:pPr>
         <w:pStyle w:val="Heading2"/>
@@ -1521,7 +1589,7 @@
           <w:numId w:val="1006"/>
         </w:numPr>
       </w:pPr>
-      <w:hyperlink r:id="rId109">
+      <w:hyperlink r:id="rId113">
         <w:r>
           <w:rPr>
             <w:rStyle w:val="Hyperlink"/>
@@ -1538,7 +1606,7 @@
           <w:numId w:val="1006"/>
         </w:numPr>
       </w:pPr>
-      <w:hyperlink r:id="rId110">
+      <w:hyperlink r:id="rId114">
         <w:r>
           <w:rPr>
             <w:rStyle w:val="Hyperlink"/>
@@ -1555,7 +1623,7 @@
           <w:numId w:val="1006"/>
         </w:numPr>
       </w:pPr>
-      <w:hyperlink r:id="rId111">
+      <w:hyperlink r:id="rId115">
         <w:r>
           <w:rPr>
             <w:rStyle w:val="Hyperlink"/>
@@ -1572,7 +1640,7 @@
           <w:numId w:val="1006"/>
         </w:numPr>
       </w:pPr>
-      <w:hyperlink r:id="rId112">
+      <w:hyperlink r:id="rId116">
         <w:r>
           <w:rPr>
             <w:rStyle w:val="Hyperlink"/>
@@ -1589,7 +1657,7 @@
           <w:numId w:val="1006"/>
         </w:numPr>
       </w:pPr>
-      <w:hyperlink r:id="rId113">
+      <w:hyperlink r:id="rId117">
         <w:r>
           <w:rPr>
             <w:rStyle w:val="Hyperlink"/>
@@ -1606,12 +1674,12 @@
           <w:numId w:val="1006"/>
         </w:numPr>
       </w:pPr>
-      <w:hyperlink r:id="rId114">
-        <w:r>
-          <w:rPr>
-            <w:rStyle w:val="Hyperlink"/>
-          </w:rPr>
-          <w:t xml:space="preserve">5.2.4.1 %2D Obrigatoriedade de sequence em qualquer tabela publicada</w:t>
+      <w:hyperlink r:id="rId118">
+        <w:r>
+          <w:rPr>
+            <w:rStyle w:val="Hyperlink"/>
+          </w:rPr>
+          <w:t xml:space="preserve">[InProgress] 5.2.4 Sequence Caching</w:t>
         </w:r>
       </w:hyperlink>
     </w:p>
@@ -1623,12 +1691,12 @@
           <w:numId w:val="1006"/>
         </w:numPr>
       </w:pPr>
-      <w:hyperlink r:id="rId115">
-        <w:r>
-          <w:rPr>
-            <w:rStyle w:val="Hyperlink"/>
-          </w:rPr>
-          <w:t xml:space="preserve">5.2.4.2 %2D Proibição de ordenação por PK</w:t>
+      <w:hyperlink r:id="rId119">
+        <w:r>
+          <w:rPr>
+            <w:rStyle w:val="Hyperlink"/>
+          </w:rPr>
+          <w:t xml:space="preserve">5.2.5 Caracteres nas Tabelas (CLOBs)</w:t>
         </w:r>
       </w:hyperlink>
     </w:p>
@@ -1640,12 +1708,12 @@
           <w:numId w:val="1006"/>
         </w:numPr>
       </w:pPr>
-      <w:hyperlink r:id="rId116">
-        <w:r>
-          <w:rPr>
-            <w:rStyle w:val="Hyperlink"/>
-          </w:rPr>
-          <w:t xml:space="preserve">5.2.4 Sequence Caching</w:t>
+      <w:hyperlink r:id="rId120">
+        <w:r>
+          <w:rPr>
+            <w:rStyle w:val="Hyperlink"/>
+          </w:rPr>
+          <w:t xml:space="preserve">5.2.6 Binários nas Tabelas (BLOBs)</w:t>
         </w:r>
       </w:hyperlink>
     </w:p>
@@ -1657,12 +1725,12 @@
           <w:numId w:val="1006"/>
         </w:numPr>
       </w:pPr>
-      <w:hyperlink r:id="rId117">
-        <w:r>
-          <w:rPr>
-            <w:rStyle w:val="Hyperlink"/>
-          </w:rPr>
-          <w:t xml:space="preserve">5.2.5 Caracteres nas Tabelas (CLOBs)</w:t>
+      <w:hyperlink r:id="rId121">
+        <w:r>
+          <w:rPr>
+            <w:rStyle w:val="Hyperlink"/>
+          </w:rPr>
+          <w:t xml:space="preserve">[InProgress] Sequence Caching não ordernar por PK</w:t>
         </w:r>
       </w:hyperlink>
     </w:p>
@@ -1674,12 +1742,12 @@
           <w:numId w:val="1006"/>
         </w:numPr>
       </w:pPr>
-      <w:hyperlink r:id="rId118">
-        <w:r>
-          <w:rPr>
-            <w:rStyle w:val="Hyperlink"/>
-          </w:rPr>
-          <w:t xml:space="preserve">5.2.6 Binários nas Tabelas (BLOBs)</w:t>
+      <w:hyperlink r:id="rId122">
+        <w:r>
+          <w:rPr>
+            <w:rStyle w:val="Hyperlink"/>
+          </w:rPr>
+          <w:t xml:space="preserve">5.2 DataBase Design</w:t>
         </w:r>
       </w:hyperlink>
     </w:p>
@@ -1691,12 +1759,12 @@
           <w:numId w:val="1006"/>
         </w:numPr>
       </w:pPr>
-      <w:hyperlink r:id="rId119">
-        <w:r>
-          <w:rPr>
-            <w:rStyle w:val="Hyperlink"/>
-          </w:rPr>
-          <w:t xml:space="preserve">5.2 DataBase Design</w:t>
+      <w:hyperlink r:id="rId123">
+        <w:r>
+          <w:rPr>
+            <w:rStyle w:val="Hyperlink"/>
+          </w:rPr>
+          <w:t xml:space="preserve">5.3.1 Nomenclatura dos Módulos</w:t>
         </w:r>
       </w:hyperlink>
     </w:p>
@@ -1708,12 +1776,12 @@
           <w:numId w:val="1006"/>
         </w:numPr>
       </w:pPr>
-      <w:hyperlink r:id="rId120">
-        <w:r>
-          <w:rPr>
-            <w:rStyle w:val="Hyperlink"/>
-          </w:rPr>
-          <w:t xml:space="preserve">5.3.1 Nomenclatura dos Módulos</w:t>
+      <w:hyperlink r:id="rId124">
+        <w:r>
+          <w:rPr>
+            <w:rStyle w:val="Hyperlink"/>
+          </w:rPr>
+          <w:t xml:space="preserve">5.3 Arquitectura de Referência</w:t>
         </w:r>
       </w:hyperlink>
     </w:p>
@@ -1725,12 +1793,12 @@
           <w:numId w:val="1006"/>
         </w:numPr>
       </w:pPr>
-      <w:hyperlink r:id="rId121">
-        <w:r>
-          <w:rPr>
-            <w:rStyle w:val="Hyperlink"/>
-          </w:rPr>
-          <w:t xml:space="preserve">5.3 Arquitectura de Referência</w:t>
+      <w:hyperlink r:id="rId125">
+        <w:r>
+          <w:rPr>
+            <w:rStyle w:val="Hyperlink"/>
+          </w:rPr>
+          <w:t xml:space="preserve">5.4.1.1 Operation Toggle for Timers</w:t>
         </w:r>
       </w:hyperlink>
     </w:p>
@@ -1742,12 +1810,12 @@
           <w:numId w:val="1006"/>
         </w:numPr>
       </w:pPr>
-      <w:hyperlink r:id="rId122">
-        <w:r>
-          <w:rPr>
-            <w:rStyle w:val="Hyperlink"/>
-          </w:rPr>
-          <w:t xml:space="preserve">5.4.1.1 Operation Toggle for Timers</w:t>
+      <w:hyperlink r:id="rId126">
+        <w:r>
+          <w:rPr>
+            <w:rStyle w:val="Hyperlink"/>
+          </w:rPr>
+          <w:t xml:space="preserve">5.4.1 Timers</w:t>
         </w:r>
       </w:hyperlink>
     </w:p>
@@ -1759,12 +1827,12 @@
           <w:numId w:val="1006"/>
         </w:numPr>
       </w:pPr>
-      <w:hyperlink r:id="rId123">
-        <w:r>
-          <w:rPr>
-            <w:rStyle w:val="Hyperlink"/>
-          </w:rPr>
-          <w:t xml:space="preserve">5.4.1 Timers</w:t>
+      <w:hyperlink r:id="rId127">
+        <w:r>
+          <w:rPr>
+            <w:rStyle w:val="Hyperlink"/>
+          </w:rPr>
+          <w:t xml:space="preserve">5.4 Processamento Assíncrono</w:t>
         </w:r>
       </w:hyperlink>
     </w:p>
@@ -1776,12 +1844,12 @@
           <w:numId w:val="1006"/>
         </w:numPr>
       </w:pPr>
-      <w:hyperlink r:id="rId124">
-        <w:r>
-          <w:rPr>
-            <w:rStyle w:val="Hyperlink"/>
-          </w:rPr>
-          <w:t xml:space="preserve">5.4 Processamento Assíncrono</w:t>
+      <w:hyperlink r:id="rId128">
+        <w:r>
+          <w:rPr>
+            <w:rStyle w:val="Hyperlink"/>
+          </w:rPr>
+          <w:t xml:space="preserve">5.5.1 BizEvents Dynatrace</w:t>
         </w:r>
       </w:hyperlink>
     </w:p>
@@ -1793,12 +1861,12 @@
           <w:numId w:val="1006"/>
         </w:numPr>
       </w:pPr>
-      <w:hyperlink r:id="rId125">
-        <w:r>
-          <w:rPr>
-            <w:rStyle w:val="Hyperlink"/>
-          </w:rPr>
-          <w:t xml:space="preserve">5.5.1 BizEvents Dynatrace</w:t>
+      <w:hyperlink r:id="rId129">
+        <w:r>
+          <w:rPr>
+            <w:rStyle w:val="Hyperlink"/>
+          </w:rPr>
+          <w:t xml:space="preserve">5.5.2 Logging</w:t>
         </w:r>
       </w:hyperlink>
     </w:p>
@@ -1810,12 +1878,12 @@
           <w:numId w:val="1006"/>
         </w:numPr>
       </w:pPr>
-      <w:hyperlink r:id="rId126">
-        <w:r>
-          <w:rPr>
-            <w:rStyle w:val="Hyperlink"/>
-          </w:rPr>
-          <w:t xml:space="preserve">5.5.2 Logging</w:t>
+      <w:hyperlink r:id="rId130">
+        <w:r>
+          <w:rPr>
+            <w:rStyle w:val="Hyperlink"/>
+          </w:rPr>
+          <w:t xml:space="preserve">5.5 Monitorização Aplicacional</w:t>
         </w:r>
       </w:hyperlink>
     </w:p>
@@ -1827,12 +1895,12 @@
           <w:numId w:val="1006"/>
         </w:numPr>
       </w:pPr>
-      <w:hyperlink r:id="rId127">
-        <w:r>
-          <w:rPr>
-            <w:rStyle w:val="Hyperlink"/>
-          </w:rPr>
-          <w:t xml:space="preserve">5.5 Monitorização Aplicacional</w:t>
+      <w:hyperlink r:id="rId131">
+        <w:r>
+          <w:rPr>
+            <w:rStyle w:val="Hyperlink"/>
+          </w:rPr>
+          <w:t xml:space="preserve">5.6.1 APIM Externo</w:t>
         </w:r>
       </w:hyperlink>
     </w:p>
@@ -1844,12 +1912,12 @@
           <w:numId w:val="1006"/>
         </w:numPr>
       </w:pPr>
-      <w:hyperlink r:id="rId128">
-        <w:r>
-          <w:rPr>
-            <w:rStyle w:val="Hyperlink"/>
-          </w:rPr>
-          <w:t xml:space="preserve">5.6.1 APIM Externo</w:t>
+      <w:hyperlink r:id="rId132">
+        <w:r>
+          <w:rPr>
+            <w:rStyle w:val="Hyperlink"/>
+          </w:rPr>
+          <w:t xml:space="preserve">5.6.2 Operation Toggle</w:t>
         </w:r>
       </w:hyperlink>
     </w:p>
@@ -1861,12 +1929,12 @@
           <w:numId w:val="1006"/>
         </w:numPr>
       </w:pPr>
-      <w:hyperlink r:id="rId129">
-        <w:r>
-          <w:rPr>
-            <w:rStyle w:val="Hyperlink"/>
-          </w:rPr>
-          <w:t xml:space="preserve">5.6.2 Operation Toggle</w:t>
+      <w:hyperlink r:id="rId133">
+        <w:r>
+          <w:rPr>
+            <w:rStyle w:val="Hyperlink"/>
+          </w:rPr>
+          <w:t xml:space="preserve">5.6.3 Verbos HTTP</w:t>
         </w:r>
       </w:hyperlink>
     </w:p>
@@ -1878,12 +1946,12 @@
           <w:numId w:val="1006"/>
         </w:numPr>
       </w:pPr>
-      <w:hyperlink r:id="rId130">
-        <w:r>
-          <w:rPr>
-            <w:rStyle w:val="Hyperlink"/>
-          </w:rPr>
-          <w:t xml:space="preserve">5.6.3 Verbos HTTP</w:t>
+      <w:hyperlink r:id="rId134">
+        <w:r>
+          <w:rPr>
+            <w:rStyle w:val="Hyperlink"/>
+          </w:rPr>
+          <w:t xml:space="preserve">5.6.4 Arquitetura de Componentes</w:t>
         </w:r>
       </w:hyperlink>
     </w:p>
@@ -1895,12 +1963,12 @@
           <w:numId w:val="1006"/>
         </w:numPr>
       </w:pPr>
-      <w:hyperlink r:id="rId131">
-        <w:r>
-          <w:rPr>
-            <w:rStyle w:val="Hyperlink"/>
-          </w:rPr>
-          <w:t xml:space="preserve">5.6.4 Arquitetura de Componentes</w:t>
+      <w:hyperlink r:id="rId135">
+        <w:r>
+          <w:rPr>
+            <w:rStyle w:val="Hyperlink"/>
+          </w:rPr>
+          <w:t xml:space="preserve">5.6.5 RESTFul URL</w:t>
         </w:r>
       </w:hyperlink>
     </w:p>
@@ -1912,12 +1980,12 @@
           <w:numId w:val="1006"/>
         </w:numPr>
       </w:pPr>
-      <w:hyperlink r:id="rId132">
-        <w:r>
-          <w:rPr>
-            <w:rStyle w:val="Hyperlink"/>
-          </w:rPr>
-          <w:t xml:space="preserve">5.6.5 RESTFul URL</w:t>
+      <w:hyperlink r:id="rId136">
+        <w:r>
+          <w:rPr>
+            <w:rStyle w:val="Hyperlink"/>
+          </w:rPr>
+          <w:t xml:space="preserve">[InProgress] Circuit Breaker</w:t>
         </w:r>
       </w:hyperlink>
     </w:p>
@@ -1929,12 +1997,12 @@
           <w:numId w:val="1006"/>
         </w:numPr>
       </w:pPr>
-      <w:hyperlink r:id="rId133">
-        <w:r>
-          <w:rPr>
-            <w:rStyle w:val="Hyperlink"/>
-          </w:rPr>
-          <w:t xml:space="preserve">[InProgress] Circuit Breaker</w:t>
+      <w:hyperlink r:id="rId137">
+        <w:r>
+          <w:rPr>
+            <w:rStyle w:val="Hyperlink"/>
+          </w:rPr>
+          <w:t xml:space="preserve">5.6 APIs</w:t>
         </w:r>
       </w:hyperlink>
     </w:p>
@@ -1946,24 +2014,7 @@
           <w:numId w:val="1006"/>
         </w:numPr>
       </w:pPr>
-      <w:hyperlink r:id="rId134">
-        <w:r>
-          <w:rPr>
-            <w:rStyle w:val="Hyperlink"/>
-          </w:rPr>
-          <w:t xml:space="preserve">5.6 APIs</w:t>
-        </w:r>
-      </w:hyperlink>
-    </w:p>
-    <w:p>
-      <w:pPr>
-        <w:pStyle w:val="Compact"/>
-        <w:numPr>
-          <w:ilvl w:val="0"/>
-          <w:numId w:val="1006"/>
-        </w:numPr>
-      </w:pPr>
-      <w:hyperlink r:id="rId135">
+      <w:hyperlink r:id="rId138">
         <w:r>
           <w:rPr>
             <w:rStyle w:val="Hyperlink"/>
@@ -1972,8 +2023,8 @@
         </w:r>
       </w:hyperlink>
     </w:p>
-    <w:bookmarkEnd w:id="136"/>
-    <w:bookmarkStart w:id="139" w:name="entregáveis"/>
+    <w:bookmarkEnd w:id="139"/>
+    <w:bookmarkStart w:id="142" w:name="entregáveis"/>
     <w:p>
       <w:pPr>
         <w:pStyle w:val="Heading2"/>
@@ -1990,7 +2041,7 @@
           <w:numId w:val="1007"/>
         </w:numPr>
       </w:pPr>
-      <w:hyperlink r:id="rId137">
+      <w:hyperlink r:id="rId140">
         <w:r>
           <w:rPr>
             <w:rStyle w:val="Hyperlink"/>
@@ -2007,7 +2058,7 @@
           <w:numId w:val="1007"/>
         </w:numPr>
       </w:pPr>
-      <w:hyperlink r:id="rId138">
+      <w:hyperlink r:id="rId141">
         <w:r>
           <w:rPr>
             <w:rStyle w:val="Hyperlink"/>
@@ -2016,8 +2067,8 @@
         </w:r>
       </w:hyperlink>
     </w:p>
-    <w:bookmarkEnd w:id="139"/>
-    <w:bookmarkStart w:id="147" w:name="squad-purple-2d-modelo-operacional"/>
+    <w:bookmarkEnd w:id="142"/>
+    <w:bookmarkStart w:id="150" w:name="squad-purple-2d-modelo-operacional"/>
     <w:p>
       <w:pPr>
         <w:pStyle w:val="Heading2"/>
@@ -2034,7 +2085,7 @@
           <w:numId w:val="1008"/>
         </w:numPr>
       </w:pPr>
-      <w:hyperlink r:id="rId140">
+      <w:hyperlink r:id="rId143">
         <w:r>
           <w:rPr>
             <w:rStyle w:val="Hyperlink"/>
@@ -2051,7 +2102,7 @@
           <w:numId w:val="1008"/>
         </w:numPr>
       </w:pPr>
-      <w:hyperlink r:id="rId141">
+      <w:hyperlink r:id="rId144">
         <w:r>
           <w:rPr>
             <w:rStyle w:val="Hyperlink"/>
@@ -2068,7 +2119,7 @@
           <w:numId w:val="1008"/>
         </w:numPr>
       </w:pPr>
-      <w:hyperlink r:id="rId142">
+      <w:hyperlink r:id="rId145">
         <w:r>
           <w:rPr>
             <w:rStyle w:val="Hyperlink"/>
@@ -2085,7 +2136,7 @@
           <w:numId w:val="1008"/>
         </w:numPr>
       </w:pPr>
-      <w:hyperlink r:id="rId143">
+      <w:hyperlink r:id="rId146">
         <w:r>
           <w:rPr>
             <w:rStyle w:val="Hyperlink"/>
@@ -2102,7 +2153,7 @@
           <w:numId w:val="1008"/>
         </w:numPr>
       </w:pPr>
-      <w:hyperlink r:id="rId144">
+      <w:hyperlink r:id="rId147">
         <w:r>
           <w:rPr>
             <w:rStyle w:val="Hyperlink"/>
@@ -2119,7 +2170,7 @@
           <w:numId w:val="1008"/>
         </w:numPr>
       </w:pPr>
-      <w:hyperlink r:id="rId145">
+      <w:hyperlink r:id="rId148">
         <w:r>
           <w:rPr>
             <w:rStyle w:val="Hyperlink"/>
@@ -2136,7 +2187,7 @@
           <w:numId w:val="1008"/>
         </w:numPr>
       </w:pPr>
-      <w:hyperlink r:id="rId146">
+      <w:hyperlink r:id="rId149">
         <w:r>
           <w:rPr>
             <w:rStyle w:val="Hyperlink"/>
@@ -2145,8 +2196,8 @@
         </w:r>
       </w:hyperlink>
     </w:p>
-    <w:bookmarkEnd w:id="147"/>
-    <w:bookmarkEnd w:id="148"/>
+    <w:bookmarkEnd w:id="150"/>
+    <w:bookmarkEnd w:id="151"/>
     <w:sectPr>
       <w:footnotePr>
         <w:numRestart w:val="eachSect"/>
